--- a/Report And PPT/Aastha_2210991129_report.docx
+++ b/Report And PPT/Aastha_2210991129_report.docx
@@ -3841,7 +3841,7 @@
           <w:szCs w:val="24"/>
           <w:lang w:bidi="ar-SA"/>
         </w:rPr>
-        <w:t xml:space="preserve">Alzheimer’s Disease (AD) is a progressive neurological disorder that leads to memory loss, cognitive decline, and </w:t>
+        <w:t xml:space="preserve">Alzheimer’s Disease (AD) is a neurological and progressive disorder that causes memory loss, cognitive decline, and </w:t>
       </w:r>
       <w:proofErr w:type="spellStart"/>
       <w:r>
@@ -3861,7 +3861,7 @@
           <w:szCs w:val="24"/>
           <w:lang w:bidi="ar-SA"/>
         </w:rPr>
-        <w:t xml:space="preserve"> impairment. Early diagnosis plays a crucial role in slowing disease progression and improving patient care. This research presents a deep learning-based framework for multi-class classification of Alzheimer’s Disease stages using MRI brain images.</w:t>
+        <w:t xml:space="preserve"> impairment. Early diagnosis, therefore, plays a key role in slowing down the disease’s progress and enabling better patient care. For multi-class classification of Alzheimer’s Disease, this research proposes a deep learning-based framework using MRI brain images. </w:t>
       </w:r>
     </w:p>
     <w:p>
@@ -3881,7 +3881,7 @@
           <w:szCs w:val="24"/>
           <w:lang w:bidi="ar-SA"/>
         </w:rPr>
-        <w:t xml:space="preserve">A comparative analysis was conducted using four models: a baseline Convolutional Neural Network (CNN), EfficientNetB0, </w:t>
+        <w:t xml:space="preserve">Four models were used for comparison: baseline convolutional neural network (CNN), EfficientNetB0, </w:t>
       </w:r>
       <w:proofErr w:type="spellStart"/>
       <w:r>
@@ -3901,7 +3901,7 @@
           <w:szCs w:val="24"/>
           <w:lang w:bidi="ar-SA"/>
         </w:rPr>
-        <w:t xml:space="preserve">, and a proposed enhanced </w:t>
+        <w:t xml:space="preserve">, and the proposed better </w:t>
       </w:r>
       <w:proofErr w:type="spellStart"/>
       <w:r>
@@ -3921,7 +3921,7 @@
           <w:szCs w:val="24"/>
           <w:lang w:bidi="ar-SA"/>
         </w:rPr>
-        <w:t xml:space="preserve"> model. The proposed model integrates focal loss to address class imbalance, Test Time Augmentation (TTA) to improve prediction robustness, and Grad-CAM to provide interpretability.</w:t>
+        <w:t xml:space="preserve">. The proposed model combines focal loss to mitigate class imbalance, Test Time Augmentation (TTA) for enhancing prediction robustness, and Grad-CAM to ensure interpretability. </w:t>
       </w:r>
     </w:p>
     <w:p>
@@ -3941,7 +3941,7 @@
           <w:szCs w:val="24"/>
           <w:lang w:bidi="ar-SA"/>
         </w:rPr>
-        <w:t xml:space="preserve">The models were trained and evaluated on the Kaggle OASIS Alzheimer’s MRI dataset using Google </w:t>
+        <w:t xml:space="preserve">Evaluation and training of the models were done on the Kaggle OASIS Alzheimer’s MRI dataset, facilitated by Google </w:t>
       </w:r>
       <w:proofErr w:type="spellStart"/>
       <w:r>
@@ -3961,7 +3961,7 @@
           <w:szCs w:val="24"/>
           <w:lang w:bidi="ar-SA"/>
         </w:rPr>
-        <w:t xml:space="preserve"> with NVIDIA T4 GPU acceleration. Experimental results indicate that the proposed </w:t>
+        <w:t xml:space="preserve"> on NVIDIA T4 GPU. Experimental results show that the proposed </w:t>
       </w:r>
       <w:proofErr w:type="spellStart"/>
       <w:r>
@@ -3981,7 +3981,7 @@
           <w:szCs w:val="24"/>
           <w:lang w:bidi="ar-SA"/>
         </w:rPr>
-        <w:t xml:space="preserve"> model outperforms other models, achieving a balanced accuracy of 94%. The results demonstrate improved classification performance, especially for minority classes, and highlight the potential of advanced deep learning techniques in assisting early diagnosis of Alzheimer’s Disease.</w:t>
+        <w:t xml:space="preserve"> model outperforms other models with a balanced accuracy of 94%. This is because deep learning can help produce more meaningful results for minority classes and, therefore, can be used to improve early diagnosis of Alzheimer’s Disease using advanced deep learning techniques.</w:t>
       </w:r>
     </w:p>
     <w:p>
@@ -4187,7 +4187,6 @@
           <w:sz w:val="32"/>
           <w:szCs w:val="32"/>
         </w:rPr>
-        <w:lastRenderedPageBreak/>
         <w:t>Introduction</w:t>
       </w:r>
       <w:r>
@@ -4220,7 +4219,27 @@
           <w:sz w:val="24"/>
           <w:szCs w:val="24"/>
         </w:rPr>
-        <w:t xml:space="preserve">Alzheimer’s Disease is one of the most common forms of dementia, primarily affecting the elderly population. It leads to progressive deterioration in memory, thinking ability, and </w:t>
+        <w:t xml:space="preserve">Alzheimer’s Disease is one of the common </w:t>
+      </w:r>
+      <w:proofErr w:type="gramStart"/>
+      <w:r>
+        <w:rPr>
+          <w:rFonts w:ascii="Times New Roman" w:hAnsi="Times New Roman" w:cs="Times New Roman"/>
+          <w:bCs/>
+          <w:sz w:val="24"/>
+          <w:szCs w:val="24"/>
+        </w:rPr>
+        <w:t>form</w:t>
+      </w:r>
+      <w:proofErr w:type="gramEnd"/>
+      <w:r>
+        <w:rPr>
+          <w:rFonts w:ascii="Times New Roman" w:hAnsi="Times New Roman" w:cs="Times New Roman"/>
+          <w:bCs/>
+          <w:sz w:val="24"/>
+          <w:szCs w:val="24"/>
+        </w:rPr>
+        <w:t xml:space="preserve"> of dementia, which majorly affects the elderly population. The thinking power and </w:t>
       </w:r>
       <w:proofErr w:type="spellStart"/>
       <w:r>
@@ -4240,7 +4259,7 @@
           <w:sz w:val="24"/>
           <w:szCs w:val="24"/>
         </w:rPr>
-        <w:t>, ultimately impacting daily functioning. With the global increase in aging populations, Alzheimer’s Disease has become a major healthcare concern.</w:t>
+        <w:t xml:space="preserve"> of the affected person deteriorate progressively, resulting in functional incapacity in day-to-day-life. Alzheimer’s Disease, therefore, has become a significant health problem due to the worldwide rise in elderly populations. </w:t>
       </w:r>
     </w:p>
     <w:p>
@@ -4256,6 +4275,15 @@
           <w:szCs w:val="24"/>
         </w:rPr>
       </w:pPr>
+      <w:r>
+        <w:rPr>
+          <w:rFonts w:ascii="Times New Roman" w:hAnsi="Times New Roman" w:cs="Times New Roman"/>
+          <w:bCs/>
+          <w:sz w:val="24"/>
+          <w:szCs w:val="24"/>
+        </w:rPr>
+        <w:t xml:space="preserve">Structural changes in the brain are commonly detected through Magnetic Resonance Imaging (MRI) in the case of Alzheimer’s Disease. On the other hand, performing a manual analysis or diagnosis of MRI scan results is time-consuming, subjective, and requires expertise. Artificial intelligence-based automated systems can assist the clinicians in faster and more accurate diagnoses. </w:t>
+      </w:r>
     </w:p>
     <w:p>
       <w:pPr>
@@ -4277,7 +4305,7 @@
           <w:sz w:val="24"/>
           <w:szCs w:val="24"/>
         </w:rPr>
-        <w:t>Magnetic Resonance Imaging (MRI) is widely used for detecting structural changes in the brain associated with Alzheimer’s Disease. However, manual analysis of MRI scans is time-consuming, subjective, and dependent on expert knowledge. Automated systems based on Artificial Intelligence can assist clinicians by providing faster and more accurate diagnoses.</w:t>
+        <w:t xml:space="preserve">Deep Learning, especially Convolutional Neural Networks (CNNs), has been incredibly successful in image classification tasks. CNNs can automatically learn to extract relevant features from images, which is very appropriate for the medical imaging domain. </w:t>
       </w:r>
     </w:p>
     <w:p>
@@ -4293,6 +4321,35 @@
           <w:szCs w:val="24"/>
         </w:rPr>
       </w:pPr>
+      <w:r>
+        <w:rPr>
+          <w:rFonts w:ascii="Times New Roman" w:hAnsi="Times New Roman" w:cs="Times New Roman"/>
+          <w:bCs/>
+          <w:sz w:val="24"/>
+          <w:szCs w:val="24"/>
+        </w:rPr>
+        <w:t xml:space="preserve">However, challenges like class imbalance, subtle disparities between stages, and limited dataset size still influence the models’ performance despite these advancements. This research study tries to overcome these challenges by implementing several CNN-based models, comparing their performance, and proposing a better-performing </w:t>
+      </w:r>
+      <w:proofErr w:type="spellStart"/>
+      <w:r>
+        <w:rPr>
+          <w:rFonts w:ascii="Times New Roman" w:hAnsi="Times New Roman" w:cs="Times New Roman"/>
+          <w:bCs/>
+          <w:sz w:val="24"/>
+          <w:szCs w:val="24"/>
+        </w:rPr>
+        <w:t>DenseNet</w:t>
+      </w:r>
+      <w:proofErr w:type="spellEnd"/>
+      <w:r>
+        <w:rPr>
+          <w:rFonts w:ascii="Times New Roman" w:hAnsi="Times New Roman" w:cs="Times New Roman"/>
+          <w:bCs/>
+          <w:sz w:val="24"/>
+          <w:szCs w:val="24"/>
+        </w:rPr>
+        <w:t xml:space="preserve"> model with higher interpretability.</w:t>
+      </w:r>
     </w:p>
     <w:p>
       <w:pPr>
@@ -4307,81 +4364,6 @@
           <w:szCs w:val="24"/>
         </w:rPr>
       </w:pPr>
-      <w:r>
-        <w:rPr>
-          <w:rFonts w:ascii="Times New Roman" w:hAnsi="Times New Roman" w:cs="Times New Roman"/>
-          <w:bCs/>
-          <w:sz w:val="24"/>
-          <w:szCs w:val="24"/>
-        </w:rPr>
-        <w:t>Deep Learning, particularly Convolutional Neural Networks (CNNs), has shown remarkable success in image classification tasks. CNNs can automatically extract relevant features from images, making them highly suitable for medical imaging applications.</w:t>
-      </w:r>
-    </w:p>
-    <w:p>
-      <w:pPr>
-        <w:pStyle w:val="ListParagraph"/>
-        <w:spacing w:line="360" w:lineRule="auto"/>
-        <w:ind w:left="360"/>
-        <w:jc w:val="both"/>
-        <w:rPr>
-          <w:rFonts w:ascii="Times New Roman" w:hAnsi="Times New Roman" w:cs="Times New Roman"/>
-          <w:bCs/>
-          <w:sz w:val="24"/>
-          <w:szCs w:val="24"/>
-        </w:rPr>
-      </w:pPr>
-    </w:p>
-    <w:p>
-      <w:pPr>
-        <w:pStyle w:val="ListParagraph"/>
-        <w:spacing w:line="360" w:lineRule="auto"/>
-        <w:ind w:left="360"/>
-        <w:jc w:val="both"/>
-        <w:rPr>
-          <w:rFonts w:ascii="Times New Roman" w:hAnsi="Times New Roman" w:cs="Times New Roman"/>
-          <w:b/>
-          <w:sz w:val="28"/>
-          <w:szCs w:val="28"/>
-        </w:rPr>
-      </w:pPr>
-      <w:r>
-        <w:rPr>
-          <w:rFonts w:ascii="Times New Roman" w:hAnsi="Times New Roman" w:cs="Times New Roman"/>
-          <w:bCs/>
-          <w:sz w:val="24"/>
-          <w:szCs w:val="24"/>
-        </w:rPr>
-        <w:t xml:space="preserve">Despite these advancements, challenges such as class imbalance, subtle differences between disease stages, and limited dataset size still affect model performance. This research aims to address these challenges by implementing and comparing multiple CNN-based models and proposing an enhanced </w:t>
-      </w:r>
-      <w:proofErr w:type="spellStart"/>
-      <w:r>
-        <w:rPr>
-          <w:rFonts w:ascii="Times New Roman" w:hAnsi="Times New Roman" w:cs="Times New Roman"/>
-          <w:bCs/>
-          <w:sz w:val="24"/>
-          <w:szCs w:val="24"/>
-        </w:rPr>
-        <w:t>DenseNet</w:t>
-      </w:r>
-      <w:proofErr w:type="spellEnd"/>
-      <w:r>
-        <w:rPr>
-          <w:rFonts w:ascii="Times New Roman" w:hAnsi="Times New Roman" w:cs="Times New Roman"/>
-          <w:bCs/>
-          <w:sz w:val="24"/>
-          <w:szCs w:val="24"/>
-        </w:rPr>
-        <w:t xml:space="preserve"> model with improved performance and interpretability</w:t>
-      </w:r>
-      <w:r>
-        <w:rPr>
-          <w:rFonts w:ascii="Times New Roman" w:hAnsi="Times New Roman" w:cs="Times New Roman"/>
-          <w:b/>
-          <w:sz w:val="28"/>
-          <w:szCs w:val="28"/>
-        </w:rPr>
-        <w:t>.</w:t>
-      </w:r>
     </w:p>
     <w:p>
       <w:pPr>
@@ -4497,7 +4479,6 @@
           <w:sz w:val="28"/>
           <w:szCs w:val="28"/>
         </w:rPr>
-        <w:lastRenderedPageBreak/>
         <w:t>Methodology</w:t>
       </w:r>
     </w:p>
@@ -4543,7 +4524,7 @@
           <w:sz w:val="24"/>
           <w:szCs w:val="24"/>
         </w:rPr>
-        <w:t>The dataset used in this research is the OASIS Alzheimer’s MRI dataset obtained from Kaggle. It consists of brain MRI images categorized into four classes: Non-Demented, Very Mild Demented, Mild Demented, and Moderate Demented.</w:t>
+        <w:t xml:space="preserve">The specific dataset used in this study is the OASIS Alzheimer’s MRI dataset, which was downloaded from Kaggle. It has four classes of brain MRI images, namely Non-Demented, Very Mild Demented, Mild Demented, and Moderate Demented. </w:t>
       </w:r>
     </w:p>
     <w:p>
@@ -4578,7 +4559,7 @@
           <w:sz w:val="24"/>
           <w:szCs w:val="24"/>
         </w:rPr>
-        <w:t xml:space="preserve">The dataset is imbalanced, with a significantly higher number of </w:t>
+        <w:t xml:space="preserve">There are a lot more </w:t>
       </w:r>
       <w:proofErr w:type="gramStart"/>
       <w:r>
@@ -4598,8 +4579,21 @@
           <w:sz w:val="24"/>
           <w:szCs w:val="24"/>
         </w:rPr>
-        <w:t xml:space="preserve"> images compared to other classes. This imbalance poses a challenge for classification models, particularly in correctly identifying minority classes.</w:t>
-      </w:r>
+        <w:t xml:space="preserve"> images in the dataset than there are in the other classes, which makes the dataset imbalanced. The issue can therefore present a challenge when using classification models to accurately predict minority class classifications.</w:t>
+      </w:r>
+    </w:p>
+    <w:p>
+      <w:pPr>
+        <w:pStyle w:val="ListParagraph"/>
+        <w:spacing w:line="360" w:lineRule="auto"/>
+        <w:jc w:val="both"/>
+        <w:rPr>
+          <w:rFonts w:ascii="Times New Roman" w:hAnsi="Times New Roman" w:cs="Times New Roman"/>
+          <w:bCs/>
+          <w:sz w:val="24"/>
+          <w:szCs w:val="24"/>
+        </w:rPr>
+      </w:pPr>
     </w:p>
     <w:p>
       <w:pPr>
@@ -4722,7 +4716,7 @@
           <w:sz w:val="24"/>
           <w:szCs w:val="24"/>
         </w:rPr>
-        <w:t xml:space="preserve">To ensure consistency and improve model performance, several </w:t>
+        <w:t xml:space="preserve">To ensure consistency, the following </w:t>
       </w:r>
       <w:proofErr w:type="spellStart"/>
       <w:r>
@@ -4742,7 +4736,7 @@
           <w:sz w:val="24"/>
           <w:szCs w:val="24"/>
         </w:rPr>
-        <w:t xml:space="preserve"> steps were applied. All images were resized to 224×224 pixels to match the input size required by the models. Pixel values were normalized to the range [0,1] to facilitate efficient training.</w:t>
+        <w:t xml:space="preserve"> steps were applied to improve the model’s performance. To meet the input dimensions of the models, all images were resized to 224×224 pixels. Finally, all the data were normalized to a [0,1] range by dividing all pixel values of all images by 255. </w:t>
       </w:r>
     </w:p>
     <w:p>
@@ -4777,7 +4771,16 @@
           <w:sz w:val="24"/>
           <w:szCs w:val="24"/>
         </w:rPr>
-        <w:t>Data augmentation techniques such as rotation, horizontal flipping, zooming, and shifting were applied to artificially increase the size of the dataset and reduce overfitting. These transformations help the model generalize better to unseen data.</w:t>
+        <w:t>The data augmentation measures rotation, horizontal flipping, zooming, and shifting were imposed to artificially increase the dataset size and prevent overfitting. They helped the model generalize the unseen data</w:t>
+      </w:r>
+      <w:r>
+        <w:rPr>
+          <w:rFonts w:ascii="Times New Roman" w:hAnsi="Times New Roman" w:cs="Times New Roman"/>
+          <w:bCs/>
+          <w:sz w:val="24"/>
+          <w:szCs w:val="24"/>
+        </w:rPr>
+        <w:t>.</w:t>
       </w:r>
     </w:p>
     <w:p>
@@ -4919,7 +4922,7 @@
           <w:sz w:val="24"/>
           <w:szCs w:val="24"/>
         </w:rPr>
-        <w:t xml:space="preserve">A baseline Convolutional Neural Network was implemented as a reference model. It consists of multiple convolutional layers followed by </w:t>
+        <w:t xml:space="preserve">Baseline CNN o Baseline Convolutional Neural Network was developed as a reference model. There are multiple convolutional layers with </w:t>
       </w:r>
       <w:proofErr w:type="spellStart"/>
       <w:r>
@@ -4939,7 +4942,7 @@
           <w:sz w:val="24"/>
           <w:szCs w:val="24"/>
         </w:rPr>
-        <w:t xml:space="preserve"> activation and max-pooling layers. Fully connected layers were used for classification.</w:t>
+        <w:t xml:space="preserve"> activation and max-pooling layers. For classification, fully connected layers were used.</w:t>
       </w:r>
     </w:p>
     <w:p>
@@ -5086,7 +5089,7 @@
           <w:sz w:val="24"/>
           <w:szCs w:val="24"/>
         </w:rPr>
-        <w:t>EfficientNetB0 is a pretrained deep learning model that uses compound scaling to balance depth, width, and resolution. Transfer learning was applied by fine-tuning the model on the MRI dataset, enabling improved performance and faster convergence.</w:t>
+        <w:t>EfficientNetB0 is a pretrained deep learning model in which compound scaling balances depth, width, and resolution. The strategy of transfer learning was implemented by fine-tuning the model on the MRI dataset for better performance and faster convergence.</w:t>
       </w:r>
     </w:p>
     <w:p>
@@ -5180,7 +5183,7 @@
           <w:sz w:val="24"/>
           <w:szCs w:val="24"/>
         </w:rPr>
-        <w:t xml:space="preserve"> introduces dense connections between layers, allowing each layer to receive inputs from all previous layers. This architecture improves feature reuse, reduces redundancy, and mitigates the vanishing gradient problem.</w:t>
+        <w:t xml:space="preserve"> introduced an approach of dense connectivity between layers with each layer receiving inputs from all preceding layers. This architecture helps to improve feature re-use and also reduces feature redundancy as well as tackles the vanishing gradient problem.</w:t>
       </w:r>
     </w:p>
     <w:p>
@@ -5252,7 +5255,7 @@
           <w:sz w:val="24"/>
           <w:szCs w:val="24"/>
         </w:rPr>
-        <w:t xml:space="preserve">The proposed model enhances </w:t>
+        <w:t xml:space="preserve">The proposed model augments </w:t>
       </w:r>
       <w:proofErr w:type="spellStart"/>
       <w:r>
@@ -5272,7 +5275,7 @@
           <w:sz w:val="24"/>
           <w:szCs w:val="24"/>
         </w:rPr>
-        <w:t xml:space="preserve"> by incorporating advanced techniques to improve performance and robustness.</w:t>
+        <w:t xml:space="preserve"> with state-of-the-art techniques for enhanced performance and robustness.</w:t>
       </w:r>
     </w:p>
     <w:p>
@@ -5298,7 +5301,16 @@
           <w:sz w:val="24"/>
           <w:szCs w:val="24"/>
         </w:rPr>
-        <w:t>Focal Loss was used instead of standard cross-entropy loss to handle class imbalance. It assigns higher importance to difficult samples, enabling better learning for minority classes.</w:t>
+        <w:t>Instead of the standard cross-entropy loss, Focal Loss was used to address class imbalance. Instead of weighting by class as in standard cross-entropy loss, Focal Loss was employed to assign more importance to difficult samples and hence learn the minority class more optimally</w:t>
+      </w:r>
+      <w:r>
+        <w:rPr>
+          <w:rFonts w:ascii="Times New Roman" w:hAnsi="Times New Roman" w:cs="Times New Roman"/>
+          <w:bCs/>
+          <w:sz w:val="24"/>
+          <w:szCs w:val="24"/>
+        </w:rPr>
+        <w:t>.</w:t>
       </w:r>
     </w:p>
     <w:p>
@@ -5324,7 +5336,7 @@
           <w:sz w:val="24"/>
           <w:szCs w:val="24"/>
         </w:rPr>
-        <w:t>Test Time Augmentation (TTA) was applied during inference, where multiple augmented versions of each test image were generated and predictions were averaged. This improves prediction stability and robustness.</w:t>
+        <w:t xml:space="preserve">During inference, Test Time Augmentation (TTA) was used which involved creating several augmented copies of each test image and then averaging the predictions. This improves prediction stability and robustness. </w:t>
       </w:r>
     </w:p>
     <w:p>
@@ -5350,7 +5362,27 @@
           <w:sz w:val="24"/>
           <w:szCs w:val="24"/>
         </w:rPr>
-        <w:t>Grad-CAM was used to visualize the regions of interest in MRI images, providing interpretability and helping understand model decision</w:t>
+        <w:t xml:space="preserve">To provide interpretability and strong intuition, Grad-CAM was used to visualize the regions of interest on the </w:t>
+      </w:r>
+      <w:proofErr w:type="spellStart"/>
+      <w:r>
+        <w:rPr>
+          <w:rFonts w:ascii="Times New Roman" w:hAnsi="Times New Roman" w:cs="Times New Roman"/>
+          <w:bCs/>
+          <w:sz w:val="24"/>
+          <w:szCs w:val="24"/>
+        </w:rPr>
+        <w:t>mri</w:t>
+      </w:r>
+      <w:proofErr w:type="spellEnd"/>
+      <w:r>
+        <w:rPr>
+          <w:rFonts w:ascii="Times New Roman" w:hAnsi="Times New Roman" w:cs="Times New Roman"/>
+          <w:bCs/>
+          <w:sz w:val="24"/>
+          <w:szCs w:val="24"/>
+        </w:rPr>
+        <w:t xml:space="preserve"> images.</w:t>
       </w:r>
     </w:p>
     <w:p>
@@ -5372,16 +5404,7 @@
           <w:sz w:val="28"/>
           <w:szCs w:val="28"/>
         </w:rPr>
-        <w:t xml:space="preserve">2.4 </w:t>
-      </w:r>
-      <w:r>
-        <w:rPr>
-          <w:rFonts w:ascii="Times New Roman" w:hAnsi="Times New Roman" w:cs="Times New Roman"/>
-          <w:b/>
-          <w:sz w:val="28"/>
-          <w:szCs w:val="28"/>
-        </w:rPr>
-        <w:t>Training Configuration</w:t>
+        <w:t>2.4 Training Configuration</w:t>
       </w:r>
     </w:p>
     <w:p>
@@ -5403,7 +5426,7 @@
           <w:sz w:val="24"/>
           <w:szCs w:val="24"/>
         </w:rPr>
-        <w:t>The models were trained using the Adam optimizer with an appropriate learning rate. A suitable batch size was selected based on GPU memory constraints. Training was performed for multiple epochs, and validation performance was monitored to prevent overfitting.</w:t>
+        <w:t>The models were trained using the Adam optimizer and an appropriate learning rate. The batch size is suitably determined based on GPU memory budget. Training was carried out for multiple epochs, with validation performance being assessed to mitigate overfitting.</w:t>
       </w:r>
     </w:p>
     <w:p>
@@ -5447,27 +5470,7 @@
           <w:sz w:val="24"/>
           <w:szCs w:val="24"/>
         </w:rPr>
-        <w:t xml:space="preserve">Model performance was evaluated using Accuracy, Precision, Recall, F1-score, and Balanced Accuracy. Balanced Accuracy was particularly important due to class imbalance. Confusion matrices were used to </w:t>
-      </w:r>
-      <w:proofErr w:type="spellStart"/>
-      <w:r>
-        <w:rPr>
-          <w:rFonts w:ascii="Times New Roman" w:hAnsi="Times New Roman" w:cs="Times New Roman"/>
-          <w:bCs/>
-          <w:sz w:val="24"/>
-          <w:szCs w:val="24"/>
-        </w:rPr>
-        <w:t>analyze</w:t>
-      </w:r>
-      <w:proofErr w:type="spellEnd"/>
-      <w:r>
-        <w:rPr>
-          <w:rFonts w:ascii="Times New Roman" w:hAnsi="Times New Roman" w:cs="Times New Roman"/>
-          <w:bCs/>
-          <w:sz w:val="24"/>
-          <w:szCs w:val="24"/>
-        </w:rPr>
-        <w:t xml:space="preserve"> class-wise prediction performance.</w:t>
+        <w:t>The metrics used to evaluate the results include: Accuracy, Precision, Recall, F1-score, and Balanced Accuracy. Balanced accuracy was essential in this case because of class imbalance. Confusion matrices were also built to visualize the prediction performance for each class.</w:t>
       </w:r>
     </w:p>
     <w:p>
@@ -5681,7 +5684,6 @@
           <w:sz w:val="32"/>
           <w:szCs w:val="32"/>
         </w:rPr>
-        <w:lastRenderedPageBreak/>
         <w:t>Tools and Technologies</w:t>
       </w:r>
     </w:p>
@@ -5705,7 +5707,7 @@
           <w:sz w:val="24"/>
           <w:szCs w:val="24"/>
         </w:rPr>
-        <w:t>The implementation of this research was carried out using Python. Deep learning models were developed using TensorFlow and Keras libraries. NumPy and Pandas were used for data handling, while Matplotlib and Seaborn were used for visualization.</w:t>
+        <w:t>This study was implemented using the Python programming language. The deep learning models were implemented using TensorFlow and Keras libraries. Data was handled using NumPy and Pandas whereas visualization was done using Matplotlib and Seaborn.</w:t>
       </w:r>
     </w:p>
     <w:p>
@@ -5721,20 +5723,6 @@
           <w:szCs w:val="24"/>
         </w:rPr>
       </w:pPr>
-    </w:p>
-    <w:p>
-      <w:pPr>
-        <w:pStyle w:val="ListParagraph"/>
-        <w:spacing w:line="360" w:lineRule="auto"/>
-        <w:ind w:left="360"/>
-        <w:jc w:val="both"/>
-        <w:rPr>
-          <w:rFonts w:ascii="Times New Roman" w:hAnsi="Times New Roman" w:cs="Times New Roman"/>
-          <w:bCs/>
-          <w:sz w:val="24"/>
-          <w:szCs w:val="24"/>
-        </w:rPr>
-      </w:pPr>
       <w:r>
         <w:rPr>
           <w:rFonts w:ascii="Times New Roman" w:hAnsi="Times New Roman" w:cs="Times New Roman"/>
@@ -5762,7 +5750,7 @@
           <w:sz w:val="24"/>
           <w:szCs w:val="24"/>
         </w:rPr>
-        <w:t xml:space="preserve"> was used as the development platform, providing access to NVIDIA T4 GPU for faster training and experimentation. The dataset was sourced from Kaggle.</w:t>
+        <w:t xml:space="preserve"> was used as the development environment, providing NVIDIA T4 GPU. The dataset for training is obtained from Kaggle</w:t>
       </w:r>
     </w:p>
     <w:p>
@@ -6414,7 +6402,7 @@
                 <w:sz w:val="24"/>
                 <w:szCs w:val="24"/>
               </w:rPr>
-              <w:t>16</w:t>
+              <w:t>77</w:t>
             </w:r>
           </w:p>
         </w:tc>
@@ -7218,17 +7206,6 @@
     </w:p>
     <w:p>
       <w:pPr>
-        <w:jc w:val="both"/>
-        <w:rPr>
-          <w:rFonts w:ascii="Times New Roman" w:hAnsi="Times New Roman" w:cs="Times New Roman"/>
-          <w:bCs/>
-          <w:sz w:val="24"/>
-          <w:szCs w:val="24"/>
-        </w:rPr>
-      </w:pPr>
-    </w:p>
-    <w:p>
-      <w:pPr>
         <w:pStyle w:val="ListParagraph"/>
         <w:jc w:val="both"/>
         <w:rPr>
@@ -7245,7 +7222,7 @@
           <w:sz w:val="24"/>
           <w:szCs w:val="24"/>
         </w:rPr>
-        <w:t xml:space="preserve">Confusion matrices were </w:t>
+        <w:t xml:space="preserve">Analysis of confusion matrices was done to evaluate the performance of each model for the purpose of making classifications. The baseline CNN performed poorly in minority classes. However, EfficientNetB0 improved overall performance but still performed poorly because of class imbalance problems. The </w:t>
       </w:r>
       <w:proofErr w:type="spellStart"/>
       <w:r>
@@ -7255,7 +7232,7 @@
           <w:sz w:val="24"/>
           <w:szCs w:val="24"/>
         </w:rPr>
-        <w:t>analyzed</w:t>
+        <w:t>DenseNet</w:t>
       </w:r>
       <w:proofErr w:type="spellEnd"/>
       <w:r>
@@ -7265,28 +7242,28 @@
           <w:sz w:val="24"/>
           <w:szCs w:val="24"/>
         </w:rPr>
-        <w:t xml:space="preserve"> to understand the classification performance of each model. The baseline CNN showed poor performance in minority classes. EfficientNetB0 improved overall accuracy but still struggled with imbalance. </w:t>
-      </w:r>
-      <w:proofErr w:type="spellStart"/>
-      <w:r>
-        <w:rPr>
-          <w:rFonts w:ascii="Times New Roman" w:hAnsi="Times New Roman" w:cs="Times New Roman"/>
-          <w:bCs/>
-          <w:sz w:val="24"/>
-          <w:szCs w:val="24"/>
-        </w:rPr>
-        <w:t>DenseNet</w:t>
-      </w:r>
-      <w:proofErr w:type="spellEnd"/>
-      <w:r>
-        <w:rPr>
-          <w:rFonts w:ascii="Times New Roman" w:hAnsi="Times New Roman" w:cs="Times New Roman"/>
-          <w:bCs/>
-          <w:sz w:val="24"/>
-          <w:szCs w:val="24"/>
-        </w:rPr>
-        <w:t xml:space="preserve"> performed better due to feature reuse and improved gradient flow.</w:t>
-      </w:r>
+        <w:t xml:space="preserve"> model was found to perform better since it made use of </w:t>
+      </w:r>
+      <w:proofErr w:type="gramStart"/>
+      <w:r>
+        <w:rPr>
+          <w:rFonts w:ascii="Times New Roman" w:hAnsi="Times New Roman" w:cs="Times New Roman"/>
+          <w:bCs/>
+          <w:sz w:val="24"/>
+          <w:szCs w:val="24"/>
+        </w:rPr>
+        <w:t>features.</w:t>
+      </w:r>
+      <w:r>
+        <w:rPr>
+          <w:rFonts w:ascii="Times New Roman" w:hAnsi="Times New Roman" w:cs="Times New Roman"/>
+          <w:bCs/>
+          <w:sz w:val="24"/>
+          <w:szCs w:val="24"/>
+        </w:rPr>
+        <w:t>.</w:t>
+      </w:r>
+      <w:proofErr w:type="gramEnd"/>
     </w:p>
     <w:p>
       <w:pPr>
@@ -7669,7 +7646,7 @@
           <w:sz w:val="24"/>
           <w:szCs w:val="24"/>
         </w:rPr>
-        <w:t xml:space="preserve">The baseline CNN struggled with class imbalance and failed to correctly classify minority classes. EfficientNetB0 improved performance due to transfer learning but still faced imbalance issues. </w:t>
+        <w:t xml:space="preserve">The baseline CNN had difficulty handling class imbalance as well as properly classifying minority classes. EfficientNetB0 improved performance thanks to transfer learning, although it still faced challenges owing to imbalance problems. The </w:t>
       </w:r>
       <w:proofErr w:type="spellStart"/>
       <w:r>
@@ -7689,7 +7666,7 @@
           <w:sz w:val="24"/>
           <w:szCs w:val="24"/>
         </w:rPr>
-        <w:t xml:space="preserve"> provided better results due to its architecture.</w:t>
+        <w:t xml:space="preserve"> model offered relatively good performance considering the model structure used.</w:t>
       </w:r>
     </w:p>
     <w:p>
@@ -7742,7 +7719,7 @@
           <w:sz w:val="24"/>
           <w:szCs w:val="24"/>
         </w:rPr>
-        <w:t xml:space="preserve"> model achieved the best performance by effectively addressing class imbalance using focal loss and improving prediction robustness through TTA. It significantly reduced false negatives, which is critical in medical diagnosis.</w:t>
+        <w:t xml:space="preserve"> model produced the best performance because it addressed class imbalance and enhanced prediction robustness via focal loss and TTA respectively. The elimination of false negatives became very important, especially when making diagnoses.</w:t>
       </w:r>
     </w:p>
     <w:p>
@@ -7811,7 +7788,16 @@
           <w:sz w:val="24"/>
           <w:szCs w:val="24"/>
         </w:rPr>
-        <w:t xml:space="preserve">The proposed </w:t>
+        <w:t>T</w:t>
+      </w:r>
+      <w:r>
+        <w:rPr>
+          <w:rFonts w:ascii="Times New Roman" w:hAnsi="Times New Roman" w:cs="Times New Roman"/>
+          <w:bCs/>
+          <w:sz w:val="24"/>
+          <w:szCs w:val="24"/>
+        </w:rPr>
+        <w:t xml:space="preserve">he proposed </w:t>
       </w:r>
       <w:proofErr w:type="spellStart"/>
       <w:r>
@@ -7831,7 +7817,7 @@
           <w:sz w:val="24"/>
           <w:szCs w:val="24"/>
         </w:rPr>
-        <w:t xml:space="preserve"> model achieved a balanced accuracy of 94%, outperforming all other models. The integration of focal loss allowed the model to focus on difficult samples, while TTA improved prediction consistency.</w:t>
+        <w:t xml:space="preserve"> model attained a balanced accuracy of 94%, performing better than any other model. Focal loss enabled it to focus on difficult samples, and TTA enhanced prediction robustness.</w:t>
       </w:r>
     </w:p>
     <w:p>
@@ -7925,16 +7911,7 @@
           <w:sz w:val="28"/>
           <w:szCs w:val="28"/>
         </w:rPr>
-        <w:t xml:space="preserve">6.1 </w:t>
-      </w:r>
-      <w:r>
-        <w:rPr>
-          <w:rFonts w:ascii="Times New Roman" w:hAnsi="Times New Roman" w:cs="Times New Roman"/>
-          <w:b/>
-          <w:sz w:val="28"/>
-          <w:szCs w:val="28"/>
-        </w:rPr>
-        <w:t>Conclusion</w:t>
+        <w:t>6.1 Conclusion</w:t>
       </w:r>
     </w:p>
     <w:p>
@@ -7956,7 +7933,16 @@
           <w:sz w:val="24"/>
           <w:szCs w:val="24"/>
         </w:rPr>
-        <w:t xml:space="preserve">This research demonstrated the effectiveness of CNN-based models in detecting Alzheimer’s Disease using MRI images. Among all models, the proposed </w:t>
+        <w:t>T</w:t>
+      </w:r>
+      <w:r>
+        <w:rPr>
+          <w:rFonts w:ascii="Times New Roman" w:hAnsi="Times New Roman" w:cs="Times New Roman"/>
+          <w:bCs/>
+          <w:sz w:val="24"/>
+          <w:szCs w:val="24"/>
+        </w:rPr>
+        <w:t xml:space="preserve">he research showed that the application of CNN-based models is quite useful in identifying patients with AD with the help of their MRI scans. Among all the models, the </w:t>
       </w:r>
       <w:proofErr w:type="spellStart"/>
       <w:r>
@@ -7976,7 +7962,7 @@
           <w:sz w:val="24"/>
           <w:szCs w:val="24"/>
         </w:rPr>
-        <w:t xml:space="preserve"> model achieved the best performance due to the integration of focal loss, Test Time Augmentation, and Grad-CAM.</w:t>
+        <w:t xml:space="preserve"> model designed by the researchers performed best because of its ability to incorporate focal loss, Test-Time Augmentation, and Grad-CAM.</w:t>
       </w:r>
     </w:p>
     <w:p>
@@ -8011,16 +7997,7 @@
           <w:sz w:val="24"/>
           <w:szCs w:val="24"/>
         </w:rPr>
-        <w:t>The model successfully addressed class imbalance and improved classification accuracy, making it a reliable tool for assisting early diagnosis. The use of Grad-CAM further enhanced interpretability, providing insights into model decisions</w:t>
-      </w:r>
-      <w:r>
-        <w:rPr>
-          <w:rFonts w:ascii="Times New Roman" w:hAnsi="Times New Roman" w:cs="Times New Roman"/>
-          <w:bCs/>
-          <w:sz w:val="24"/>
-          <w:szCs w:val="24"/>
-        </w:rPr>
-        <w:t>.</w:t>
+        <w:t>The inclusion of these methods helped address class imbalance and boost the accuracy rate. As a result, the model proved to be highly reliable and efficient when it comes to helping with the early diagnosis of the disease.</w:t>
       </w:r>
     </w:p>
     <w:p>
@@ -8060,13 +8037,12 @@
       </w:pPr>
       <w:r>
         <w:rPr>
-          <w:rFonts w:ascii="Times New Roman" w:eastAsia="Calibri" w:hAnsi="Times New Roman" w:cs="Times New Roman"/>
-          <w:bCs/>
-          <w:sz w:val="24"/>
-          <w:szCs w:val="24"/>
-          <w:lang w:bidi="ar-SA"/>
-        </w:rPr>
-        <w:t>Future work can focus on using larger and more diverse datasets to improve generalization. The model can be deployed in real-world healthcare systems for assisting clinicians. Further research can explore hybrid deep learning models and multimodal data integration.</w:t>
+          <w:rFonts w:ascii="Times New Roman" w:hAnsi="Times New Roman" w:cs="Times New Roman"/>
+          <w:bCs/>
+          <w:sz w:val="24"/>
+          <w:szCs w:val="24"/>
+        </w:rPr>
+        <w:t>In future studies, researchers might use bigger and more varied datasets for improving the results' generalizability. Also, the designed model may be implemented in healthcare practice for assisting doctors in their decision-making process.</w:t>
       </w:r>
     </w:p>
     <w:p>
@@ -8341,8 +8317,15 @@
           <w:sz w:val="20"/>
           <w:szCs w:val="20"/>
         </w:rPr>
+        <w:t xml:space="preserve">N. Ujilast, N. Firdausita, C. Aditya, and Y. Azhar, “MRI image based Alzheimer’s disease classification using convolutional neural network: EfficientNet architecture,” Jurnal RESTI </w:t>
+      </w:r>
+      <w:r>
+        <w:rPr>
+          <w:sz w:val="20"/>
+          <w:szCs w:val="20"/>
+        </w:rPr>
         <w:lastRenderedPageBreak/>
-        <w:t>N. Ujilast, N. Firdausita, C. Aditya, and Y. Azhar, “MRI image based Alzheimer’s disease classification using convolutional neural network: EfficientNet architecture,” Jurnal RESTI (Rekayasa Sistem dan Teknologi Informasi), vol. 8, pp. 18–25, 2024, doi: 10.29207/resti.v8i1.5457.</w:t>
+        <w:t>(Rekayasa Sistem dan Teknologi Informasi), vol. 8, pp. 18–25, 2024, doi: 10.29207/resti.v8i1.5457.</w:t>
       </w:r>
     </w:p>
     <w:p>
@@ -8762,7 +8745,6 @@
           <w:sz w:val="20"/>
           <w:szCs w:val="20"/>
         </w:rPr>
-        <w:lastRenderedPageBreak/>
         <w:t>H. Chen, Q. Huang, S. Zhang, K. Hu, W. Xiong, L. Xiao, R. Cong, Q. Liu, and Z. Wang, “The Chinese herbal formula PAPZ ameliorates behavioral abnormalities in depressive mice,” Nutrients, vol. 11, no. 4, p. 859, Apr. 2019, doi: 10.3390/nu11040859.</w:t>
       </w:r>
     </w:p>
@@ -8783,6 +8765,7 @@
           <w:sz w:val="20"/>
           <w:szCs w:val="20"/>
         </w:rPr>
+        <w:lastRenderedPageBreak/>
         <w:t>A. Hassan, A. Imran, A. U. Yasin, M. A. Waqas, and R. Fazal, “A multimodal approach for Alzheimer’s disease detection and classification using deep learning,” Journal of Computational and Biomedical Informatics (JCBI), vol. 6, no. 2, pp. 441–450, Mar. 2024.</w:t>
       </w:r>
     </w:p>
@@ -11647,6 +11630,7 @@
   <w:style w:type="character" w:default="1" w:styleId="DefaultParagraphFont">
     <w:name w:val="Default Paragraph Font"/>
     <w:uiPriority w:val="1"/>
+    <w:semiHidden/>
     <w:unhideWhenUsed/>
   </w:style>
   <w:style w:type="table" w:default="1" w:styleId="TableNormal">

--- a/Report And PPT/Aastha_2210991129_report.docx
+++ b/Report And PPT/Aastha_2210991129_report.docx
@@ -1177,7 +1177,7 @@
                 <w:sz w:val="28"/>
                 <w:szCs w:val="28"/>
               </w:rPr>
-              <w:t>List of Figures and Tables</w:t>
+              <w:t>Abstract</w:t>
             </w:r>
           </w:p>
         </w:tc>
@@ -1204,63 +1204,6 @@
               </w:rPr>
               <w:t>v</w:t>
             </w:r>
-          </w:p>
-        </w:tc>
-      </w:tr>
-      <w:tr>
-        <w:tc>
-          <w:tcPr>
-            <w:tcW w:w="1336" w:type="dxa"/>
-          </w:tcPr>
-          <w:p>
-            <w:pPr>
-              <w:rPr>
-                <w:rFonts w:ascii="Times New Roman" w:hAnsi="Times New Roman" w:cs="Times New Roman"/>
-                <w:bCs/>
-                <w:sz w:val="28"/>
-                <w:szCs w:val="28"/>
-              </w:rPr>
-            </w:pPr>
-          </w:p>
-        </w:tc>
-        <w:tc>
-          <w:tcPr>
-            <w:tcW w:w="5103" w:type="dxa"/>
-          </w:tcPr>
-          <w:p>
-            <w:pPr>
-              <w:rPr>
-                <w:rFonts w:ascii="Times New Roman" w:hAnsi="Times New Roman" w:cs="Times New Roman"/>
-                <w:bCs/>
-                <w:sz w:val="28"/>
-                <w:szCs w:val="28"/>
-              </w:rPr>
-            </w:pPr>
-            <w:r>
-              <w:rPr>
-                <w:rFonts w:ascii="Times New Roman" w:hAnsi="Times New Roman" w:cs="Times New Roman"/>
-                <w:bCs/>
-                <w:sz w:val="28"/>
-                <w:szCs w:val="28"/>
-              </w:rPr>
-              <w:t>Abstract</w:t>
-            </w:r>
-          </w:p>
-        </w:tc>
-        <w:tc>
-          <w:tcPr>
-            <w:tcW w:w="2620" w:type="dxa"/>
-          </w:tcPr>
-          <w:p>
-            <w:pPr>
-              <w:jc w:val="center"/>
-              <w:rPr>
-                <w:rFonts w:ascii="Times New Roman" w:hAnsi="Times New Roman" w:cs="Times New Roman"/>
-                <w:bCs/>
-                <w:sz w:val="28"/>
-                <w:szCs w:val="28"/>
-              </w:rPr>
-            </w:pPr>
           </w:p>
         </w:tc>
       </w:tr>
@@ -1335,7 +1278,7 @@
                 <w:sz w:val="28"/>
                 <w:szCs w:val="28"/>
               </w:rPr>
-              <w:t>1</w:t>
+              <w:t>6</w:t>
             </w:r>
           </w:p>
         </w:tc>
@@ -1404,6 +1347,15 @@
                 <w:szCs w:val="28"/>
               </w:rPr>
             </w:pPr>
+            <w:r>
+              <w:rPr>
+                <w:rFonts w:ascii="Times New Roman" w:hAnsi="Times New Roman" w:cs="Times New Roman"/>
+                <w:bCs/>
+                <w:sz w:val="28"/>
+                <w:szCs w:val="28"/>
+              </w:rPr>
+              <w:t>7</w:t>
+            </w:r>
           </w:p>
         </w:tc>
       </w:tr>
@@ -1470,6 +1422,15 @@
                 <w:szCs w:val="28"/>
               </w:rPr>
             </w:pPr>
+            <w:r>
+              <w:rPr>
+                <w:rFonts w:ascii="Times New Roman" w:hAnsi="Times New Roman" w:cs="Times New Roman"/>
+                <w:bCs/>
+                <w:sz w:val="28"/>
+                <w:szCs w:val="28"/>
+              </w:rPr>
+              <w:t xml:space="preserve">                10</w:t>
+            </w:r>
           </w:p>
         </w:tc>
       </w:tr>
@@ -1536,6 +1497,15 @@
                 <w:szCs w:val="28"/>
               </w:rPr>
             </w:pPr>
+            <w:r>
+              <w:rPr>
+                <w:rFonts w:ascii="Times New Roman" w:hAnsi="Times New Roman" w:cs="Times New Roman"/>
+                <w:bCs/>
+                <w:sz w:val="28"/>
+                <w:szCs w:val="28"/>
+              </w:rPr>
+              <w:t xml:space="preserve">                11</w:t>
+            </w:r>
           </w:p>
         </w:tc>
       </w:tr>
@@ -1602,6 +1572,15 @@
                 <w:szCs w:val="28"/>
               </w:rPr>
             </w:pPr>
+            <w:r>
+              <w:rPr>
+                <w:rFonts w:ascii="Times New Roman" w:hAnsi="Times New Roman" w:cs="Times New Roman"/>
+                <w:bCs/>
+                <w:sz w:val="28"/>
+                <w:szCs w:val="28"/>
+              </w:rPr>
+              <w:t xml:space="preserve">                11</w:t>
+            </w:r>
           </w:p>
         </w:tc>
       </w:tr>
@@ -1668,6 +1647,15 @@
                 <w:szCs w:val="28"/>
               </w:rPr>
             </w:pPr>
+            <w:r>
+              <w:rPr>
+                <w:rFonts w:ascii="Times New Roman" w:hAnsi="Times New Roman" w:cs="Times New Roman"/>
+                <w:bCs/>
+                <w:sz w:val="28"/>
+                <w:szCs w:val="28"/>
+              </w:rPr>
+              <w:t xml:space="preserve">                13</w:t>
+            </w:r>
           </w:p>
         </w:tc>
       </w:tr>
@@ -1724,6 +1712,15 @@
                 <w:szCs w:val="28"/>
               </w:rPr>
             </w:pPr>
+            <w:r>
+              <w:rPr>
+                <w:rFonts w:ascii="Times New Roman" w:hAnsi="Times New Roman" w:cs="Times New Roman"/>
+                <w:bCs/>
+                <w:sz w:val="28"/>
+                <w:szCs w:val="28"/>
+              </w:rPr>
+              <w:t xml:space="preserve">                13</w:t>
+            </w:r>
           </w:p>
         </w:tc>
       </w:tr>
